--- a/zht/docx/021.content.docx
+++ b/zht/docx/021.content.docx
@@ -463,18 +463,12 @@
           <w:lang w:val="zh_TW" w:bidi="zh_TW"/>
         </w:rPr>
       </w:r>
-      <w:hyperlink r:id="rId13">
-        <w:r>
-          <w:rPr>
-            <w:lang w:val="zh_TW" w:bidi="zh_TW"/>
-          </w:rPr>
-          <w:rPr>
-            <w:color w:val="0000EE"/>
-            <w:u w:val="single"/>
-          </w:rPr>
-          <w:t>列王紀下25:4–5</w:t>
-        </w:r>
-      </w:hyperlink>
+      <w:r>
+        <w:rPr>
+          <w:lang w:val="zh_TW" w:bidi="zh_TW"/>
+        </w:rPr>
+        <w:t>列王紀下25:4–5</w:t>
+      </w:r>
     </w:p>
     <w:p>
       <w:pPr>
@@ -487,18 +481,12 @@
           <w:lang w:val="zh_TW" w:bidi="zh_TW"/>
         </w:rPr>
       </w:r>
-      <w:hyperlink r:id="rId14">
-        <w:r>
-          <w:rPr>
-            <w:lang w:val="zh_TW" w:bidi="zh_TW"/>
-          </w:rPr>
-          <w:rPr>
-            <w:color w:val="0000EE"/>
-            <w:u w:val="single"/>
-          </w:rPr>
-          <w:t>約翰福音12:35</w:t>
-        </w:r>
-      </w:hyperlink>
+      <w:r>
+        <w:rPr>
+          <w:lang w:val="zh_TW" w:bidi="zh_TW"/>
+        </w:rPr>
+        <w:t>約翰福音12:35</w:t>
+      </w:r>
     </w:p>
     <w:p>
       <w:pPr>
@@ -700,18 +688,12 @@
           <w:lang w:val="zh_TW" w:bidi="zh_TW"/>
         </w:rPr>
       </w:r>
-      <w:hyperlink r:id="rId15">
-        <w:r>
-          <w:rPr>
-            <w:lang w:val="zh_TW" w:bidi="zh_TW"/>
-          </w:rPr>
-          <w:rPr>
-            <w:color w:val="0000EE"/>
-            <w:u w:val="single"/>
-          </w:rPr>
-          <w:t>彼得後書3:4</w:t>
-        </w:r>
-      </w:hyperlink>
+      <w:r>
+        <w:rPr>
+          <w:lang w:val="zh_TW" w:bidi="zh_TW"/>
+        </w:rPr>
+        <w:t>彼得後書3:4</w:t>
+      </w:r>
     </w:p>
     <w:p>
       <w:pPr>
@@ -724,18 +706,12 @@
           <w:lang w:val="zh_TW" w:bidi="zh_TW"/>
         </w:rPr>
       </w:r>
-      <w:hyperlink r:id="rId16">
-        <w:r>
-          <w:rPr>
-            <w:lang w:val="zh_TW" w:bidi="zh_TW"/>
-          </w:rPr>
-          <w:rPr>
-            <w:color w:val="0000EE"/>
-            <w:u w:val="single"/>
-          </w:rPr>
-          <w:t>使徒行傳2:12–13</w:t>
-        </w:r>
-      </w:hyperlink>
+      <w:r>
+        <w:rPr>
+          <w:lang w:val="zh_TW" w:bidi="zh_TW"/>
+        </w:rPr>
+        <w:t>使徒行傳2:12–13</w:t>
+      </w:r>
     </w:p>
     <w:p>
       <w:pPr>
@@ -748,18 +724,12 @@
           <w:lang w:val="zh_TW" w:bidi="zh_TW"/>
         </w:rPr>
       </w:r>
-      <w:hyperlink r:id="rId17">
-        <w:r>
-          <w:rPr>
-            <w:lang w:val="zh_TW" w:bidi="zh_TW"/>
-          </w:rPr>
-          <w:rPr>
-            <w:color w:val="0000EE"/>
-            <w:u w:val="single"/>
-          </w:rPr>
-          <w:t>加拉太書6:6–8</w:t>
-        </w:r>
-      </w:hyperlink>
+      <w:r>
+        <w:rPr>
+          <w:lang w:val="zh_TW" w:bidi="zh_TW"/>
+        </w:rPr>
+        <w:t>加拉太書6:6–8</w:t>
+      </w:r>
     </w:p>
     <w:p>
       <w:pPr>
@@ -772,18 +742,12 @@
           <w:lang w:val="zh_TW" w:bidi="zh_TW"/>
         </w:rPr>
       </w:r>
-      <w:hyperlink r:id="rId18">
-        <w:r>
-          <w:rPr>
-            <w:lang w:val="zh_TW" w:bidi="zh_TW"/>
-          </w:rPr>
-          <w:rPr>
-            <w:color w:val="0000EE"/>
-            <w:u w:val="single"/>
-          </w:rPr>
-          <w:t>創世記39:13–15</w:t>
-        </w:r>
-      </w:hyperlink>
+      <w:r>
+        <w:rPr>
+          <w:lang w:val="zh_TW" w:bidi="zh_TW"/>
+        </w:rPr>
+        <w:t>創世記39:13–15</w:t>
+      </w:r>
     </w:p>
     <w:p>
       <w:pPr>
@@ -796,18 +760,12 @@
           <w:lang w:val="zh_TW" w:bidi="zh_TW"/>
         </w:rPr>
       </w:r>
-      <w:hyperlink r:id="rId19">
-        <w:r>
-          <w:rPr>
-            <w:lang w:val="zh_TW" w:bidi="zh_TW"/>
-          </w:rPr>
-          <w:rPr>
-            <w:color w:val="0000EE"/>
-            <w:u w:val="single"/>
-          </w:rPr>
-          <w:t>路加福音22:63–65</w:t>
-        </w:r>
-      </w:hyperlink>
+      <w:r>
+        <w:rPr>
+          <w:lang w:val="zh_TW" w:bidi="zh_TW"/>
+        </w:rPr>
+        <w:t>路加福音22:63–65</w:t>
+      </w:r>
     </w:p>
     <w:p>
       <w:pPr>
@@ -820,18 +778,12 @@
           <w:lang w:val="zh_TW" w:bidi="zh_TW"/>
         </w:rPr>
       </w:r>
-      <w:hyperlink r:id="rId20">
-        <w:r>
-          <w:rPr>
-            <w:lang w:val="zh_TW" w:bidi="zh_TW"/>
-          </w:rPr>
-          <w:rPr>
-            <w:color w:val="0000EE"/>
-            <w:u w:val="single"/>
-          </w:rPr>
-          <w:t>馬可福音10:34</w:t>
-        </w:r>
-      </w:hyperlink>
+      <w:r>
+        <w:rPr>
+          <w:lang w:val="zh_TW" w:bidi="zh_TW"/>
+        </w:rPr>
+        <w:t>馬可福音10:34</w:t>
+      </w:r>
     </w:p>
     <w:p>
       <w:pPr>
@@ -844,18 +796,12 @@
           <w:lang w:val="zh_TW" w:bidi="zh_TW"/>
         </w:rPr>
       </w:r>
-      <w:hyperlink r:id="rId21">
-        <w:r>
-          <w:rPr>
-            <w:lang w:val="zh_TW" w:bidi="zh_TW"/>
-          </w:rPr>
-          <w:rPr>
-            <w:color w:val="0000EE"/>
-            <w:u w:val="single"/>
-          </w:rPr>
-          <w:t>馬太福音9:23–24</w:t>
-        </w:r>
-      </w:hyperlink>
+      <w:r>
+        <w:rPr>
+          <w:lang w:val="zh_TW" w:bidi="zh_TW"/>
+        </w:rPr>
+        <w:t>馬太福音9:23–24</w:t>
+      </w:r>
     </w:p>
     <w:p>
       <w:pPr>
@@ -868,18 +814,12 @@
           <w:lang w:val="zh_TW" w:bidi="zh_TW"/>
         </w:rPr>
       </w:r>
-      <w:hyperlink r:id="rId22">
-        <w:r>
-          <w:rPr>
-            <w:lang w:val="zh_TW" w:bidi="zh_TW"/>
-          </w:rPr>
-          <w:rPr>
-            <w:color w:val="0000EE"/>
-            <w:u w:val="single"/>
-          </w:rPr>
-          <w:t>馬太福音20:19</w:t>
-        </w:r>
-      </w:hyperlink>
+      <w:r>
+        <w:rPr>
+          <w:lang w:val="zh_TW" w:bidi="zh_TW"/>
+        </w:rPr>
+        <w:t>馬太福音20:19</w:t>
+      </w:r>
     </w:p>
     <w:p>
       <w:pPr>
@@ -892,18 +832,12 @@
           <w:lang w:val="zh_TW" w:bidi="zh_TW"/>
         </w:rPr>
       </w:r>
-      <w:hyperlink r:id="rId23">
-        <w:r>
-          <w:rPr>
-            <w:lang w:val="zh_TW" w:bidi="zh_TW"/>
-          </w:rPr>
-          <w:rPr>
-            <w:color w:val="0000EE"/>
-            <w:u w:val="single"/>
-          </w:rPr>
-          <w:t>馬太福音27:29</w:t>
-        </w:r>
-      </w:hyperlink>
+      <w:r>
+        <w:rPr>
+          <w:lang w:val="zh_TW" w:bidi="zh_TW"/>
+        </w:rPr>
+        <w:t>馬太福音27:29</w:t>
+      </w:r>
     </w:p>
     <w:p>
       <w:pPr>
